--- a/lessons/5-9/homework.docx
+++ b/lessons/5-9/homework.docx
@@ -24,7 +24,7 @@
           <w:i/>
           <w:iCs/>
         </w:rPr>
-        <w:t xml:space="preserve">Lesson 5-4  •  Standard 6.GR.1</w:t>
+        <w:t xml:space="preserve">Lesson 5-9  •  Standard 6.GR.1</w:t>
       </w:r>
     </w:p>
     <w:p>
@@ -161,10 +161,10 @@
           <w:b/>
           <w:bCs/>
         </w:rPr>
-        <w:t xml:space="preserve">Regular Polygon (Polígono regular)</w:t>
-      </w:r>
-      <w:r>
-        <w:t xml:space="preserve"> — A shape where all sides and all angles are equal.</w:t>
+        <w:t xml:space="preserve">Area of Regular Polygons (Área de polígonos regulares)</w:t>
+      </w:r>
+      <w:r>
+        <w:t xml:space="preserve"> — The total space a regular polygon covers, found by splitting it into congruent triangles from the center. Formula: A = (½bh) × n — one triangle's area times the number of triangles.</w:t>
       </w:r>
     </w:p>
     <w:p>
@@ -224,73 +224,10 @@
           <w:b/>
           <w:bCs/>
         </w:rPr>
-        <w:t xml:space="preserve">Decompose (Descomponer)</w:t>
-      </w:r>
-      <w:r>
-        <w:t xml:space="preserve"> — To break a shape into smaller, simpler shapes.</w:t>
-      </w:r>
-    </w:p>
-    <w:p>
-      <w:pPr>
-        <w:keepNext/>
-        <w:spacing w:after="20" w:before="80"/>
-        <w:jc w:val="center"/>
-      </w:pPr>
-      <w:r>
-        <w:drawing>
-          <wp:inline distT="0" distB="0" distL="0" distR="0">
-            <wp:extent cx="1047750" cy="790575"/>
-            <wp:effectExtent t="0" r="0" b="0" l="0"/>
-            <wp:docPr id="1" name="" descr="" title=""/>
-            <wp:cNvGraphicFramePr>
-              <a:graphicFrameLocks xmlns:a="http://schemas.openxmlformats.org/drawingml/2006/main" noChangeAspect="1"/>
-            </wp:cNvGraphicFramePr>
-            <a:graphic xmlns:a="http://schemas.openxmlformats.org/drawingml/2006/main">
-              <a:graphicData uri="http://schemas.openxmlformats.org/drawingml/2006/picture">
-                <pic:pic xmlns:pic="http://schemas.openxmlformats.org/drawingml/2006/picture">
-                  <pic:nvPicPr>
-                    <pic:cNvPr id="0" name="" descr=""/>
-                    <pic:cNvPicPr>
-                      <a:picLocks noChangeAspect="1" noChangeArrowheads="1"/>
-                    </pic:cNvPicPr>
-                  </pic:nvPicPr>
-                  <pic:blipFill>
-                    <a:blip r:embed="rId7" cstate="none"/>
-                    <a:srcRect/>
-                    <a:stretch>
-                      <a:fillRect/>
-                    </a:stretch>
-                  </pic:blipFill>
-                  <pic:spPr bwMode="auto">
-                    <a:xfrm>
-                      <a:off x="0" y="0"/>
-                      <a:ext cx="1047750" cy="790575"/>
-                    </a:xfrm>
-                    <a:prstGeom prst="rect">
-                      <a:avLst/>
-                    </a:prstGeom>
-                  </pic:spPr>
-                </pic:pic>
-              </a:graphicData>
-            </a:graphic>
-          </wp:inline>
-        </w:drawing>
-      </w:r>
-    </w:p>
-    <w:p>
-      <w:pPr>
-        <w:keepNext/>
-        <w:spacing w:after="120"/>
-      </w:pPr>
-      <w:r>
-        <w:rPr>
-          <w:b/>
-          <w:bCs/>
-        </w:rPr>
-        <w:t xml:space="preserve">Triangle (Triángulo)</w:t>
-      </w:r>
-      <w:r>
-        <w:t xml:space="preserve"> — A shape with three sides.</w:t>
+        <w:t xml:space="preserve">Regular Polygon (Polígono regular)</w:t>
+      </w:r>
+      <w:r>
+        <w:t xml:space="preserve"> — A closed flat shape made of straight sides, where every side is the same length and every angle is the same size.</w:t>
       </w:r>
     </w:p>
     <w:p>
@@ -350,10 +287,10 @@
           <w:b/>
           <w:bCs/>
         </w:rPr>
-        <w:t xml:space="preserve">Composite (Compuesto)</w:t>
-      </w:r>
-      <w:r>
-        <w:t xml:space="preserve"> — Made by putting two or more simple shapes together.</w:t>
+        <w:t xml:space="preserve">Decompose (Descomponer)</w:t>
+      </w:r>
+      <w:r>
+        <w:t xml:space="preserve"> — To break a shape into smaller, simpler shapes.</w:t>
       </w:r>
     </w:p>
     <w:p>
@@ -365,7 +302,7 @@
       <w:r>
         <w:drawing>
           <wp:inline distT="0" distB="0" distL="0" distR="0">
-            <wp:extent cx="1047750" cy="790575"/>
+            <wp:extent cx="1047750" cy="695325"/>
             <wp:effectExtent t="0" r="0" b="0" l="0"/>
             <wp:docPr id="1" name="" descr="" title=""/>
             <wp:cNvGraphicFramePr>
@@ -390,6 +327,132 @@
                   <pic:spPr bwMode="auto">
                     <a:xfrm>
                       <a:off x="0" y="0"/>
+                      <a:ext cx="1047750" cy="695325"/>
+                    </a:xfrm>
+                    <a:prstGeom prst="rect">
+                      <a:avLst/>
+                    </a:prstGeom>
+                  </pic:spPr>
+                </pic:pic>
+              </a:graphicData>
+            </a:graphic>
+          </wp:inline>
+        </w:drawing>
+      </w:r>
+    </w:p>
+    <w:p>
+      <w:pPr>
+        <w:keepNext/>
+        <w:spacing w:after="120"/>
+      </w:pPr>
+      <w:r>
+        <w:rPr>
+          <w:b/>
+          <w:bCs/>
+        </w:rPr>
+        <w:t xml:space="preserve">Triangle (Triángulo)</w:t>
+      </w:r>
+      <w:r>
+        <w:t xml:space="preserve"> — A shape with three sides.</w:t>
+      </w:r>
+    </w:p>
+    <w:p>
+      <w:pPr>
+        <w:keepNext/>
+        <w:spacing w:after="20" w:before="80"/>
+        <w:jc w:val="center"/>
+      </w:pPr>
+      <w:r>
+        <w:drawing>
+          <wp:inline distT="0" distB="0" distL="0" distR="0">
+            <wp:extent cx="1047750" cy="790575"/>
+            <wp:effectExtent t="0" r="0" b="0" l="0"/>
+            <wp:docPr id="1" name="" descr="" title=""/>
+            <wp:cNvGraphicFramePr>
+              <a:graphicFrameLocks xmlns:a="http://schemas.openxmlformats.org/drawingml/2006/main" noChangeAspect="1"/>
+            </wp:cNvGraphicFramePr>
+            <a:graphic xmlns:a="http://schemas.openxmlformats.org/drawingml/2006/main">
+              <a:graphicData uri="http://schemas.openxmlformats.org/drawingml/2006/picture">
+                <pic:pic xmlns:pic="http://schemas.openxmlformats.org/drawingml/2006/picture">
+                  <pic:nvPicPr>
+                    <pic:cNvPr id="0" name="" descr=""/>
+                    <pic:cNvPicPr>
+                      <a:picLocks noChangeAspect="1" noChangeArrowheads="1"/>
+                    </pic:cNvPicPr>
+                  </pic:nvPicPr>
+                  <pic:blipFill>
+                    <a:blip r:embed="rId11" cstate="none"/>
+                    <a:srcRect/>
+                    <a:stretch>
+                      <a:fillRect/>
+                    </a:stretch>
+                  </pic:blipFill>
+                  <pic:spPr bwMode="auto">
+                    <a:xfrm>
+                      <a:off x="0" y="0"/>
+                      <a:ext cx="1047750" cy="790575"/>
+                    </a:xfrm>
+                    <a:prstGeom prst="rect">
+                      <a:avLst/>
+                    </a:prstGeom>
+                  </pic:spPr>
+                </pic:pic>
+              </a:graphicData>
+            </a:graphic>
+          </wp:inline>
+        </w:drawing>
+      </w:r>
+    </w:p>
+    <w:p>
+      <w:pPr>
+        <w:keepNext/>
+        <w:spacing w:after="120"/>
+      </w:pPr>
+      <w:r>
+        <w:rPr>
+          <w:b/>
+          <w:bCs/>
+        </w:rPr>
+        <w:t xml:space="preserve">Composite (Compuesto)</w:t>
+      </w:r>
+      <w:r>
+        <w:t xml:space="preserve"> — Made by putting two or more simple shapes together.</w:t>
+      </w:r>
+    </w:p>
+    <w:p>
+      <w:pPr>
+        <w:keepNext/>
+        <w:spacing w:after="20" w:before="80"/>
+        <w:jc w:val="center"/>
+      </w:pPr>
+      <w:r>
+        <w:drawing>
+          <wp:inline distT="0" distB="0" distL="0" distR="0">
+            <wp:extent cx="1047750" cy="790575"/>
+            <wp:effectExtent t="0" r="0" b="0" l="0"/>
+            <wp:docPr id="1" name="" descr="" title=""/>
+            <wp:cNvGraphicFramePr>
+              <a:graphicFrameLocks xmlns:a="http://schemas.openxmlformats.org/drawingml/2006/main" noChangeAspect="1"/>
+            </wp:cNvGraphicFramePr>
+            <a:graphic xmlns:a="http://schemas.openxmlformats.org/drawingml/2006/main">
+              <a:graphicData uri="http://schemas.openxmlformats.org/drawingml/2006/picture">
+                <pic:pic xmlns:pic="http://schemas.openxmlformats.org/drawingml/2006/picture">
+                  <pic:nvPicPr>
+                    <pic:cNvPr id="0" name="" descr=""/>
+                    <pic:cNvPicPr>
+                      <a:picLocks noChangeAspect="1" noChangeArrowheads="1"/>
+                    </pic:cNvPicPr>
+                  </pic:nvPicPr>
+                  <pic:blipFill>
+                    <a:blip r:embed="rId12" cstate="none"/>
+                    <a:srcRect/>
+                    <a:stretch>
+                      <a:fillRect/>
+                    </a:stretch>
+                  </pic:blipFill>
+                  <pic:spPr bwMode="auto">
+                    <a:xfrm>
+                      <a:off x="0" y="0"/>
                       <a:ext cx="1047750" cy="790575"/>
                     </a:xfrm>
                     <a:prstGeom prst="rect">
@@ -1109,7 +1172,7 @@
           </w:tcPr>
           <w:p>
             <w:r>
-              <w:t xml:space="preserve">F. 36 sq ft</w:t>
+              <w:t xml:space="preserve">F. 18 sq ft</w:t>
             </w:r>
           </w:p>
         </w:tc>
@@ -1131,7 +1194,7 @@
           </w:tcPr>
           <w:p>
             <w:r>
-              <w:t xml:space="preserve">E. 36 sq ft</w:t>
+              <w:t xml:space="preserve">E. 60 sq ft</w:t>
             </w:r>
           </w:p>
         </w:tc>
@@ -1187,7 +1250,7 @@
           </w:tcPr>
           <w:p>
             <w:r>
-              <w:t xml:space="preserve">____  Triangle b=12, h=6</w:t>
+              <w:t xml:space="preserve">____  Decagon: 10 triangles, each ½×3×4</w:t>
             </w:r>
           </w:p>
         </w:tc>
@@ -1209,7 +1272,7 @@
           </w:tcPr>
           <w:p>
             <w:r>
-              <w:t xml:space="preserve">____  Parallelogram b=9, h=4</w:t>
+              <w:t xml:space="preserve">____  Equilateral triangle: 3 triangles, each ½×4×3</w:t>
             </w:r>
           </w:p>
         </w:tc>
@@ -1245,7 +1308,7 @@
           <w:b/>
           <w:bCs/>
         </w:rPr>
-        <w:t xml:space="preserve">5. Calculate the total area of each regular polygon, then sort from smallest to largest area.</w:t>
+        <w:t xml:space="preserve">5. Find the TOTAL area of each regular polygon, then sort it against the 90 sq ft cutoff.</w:t>
       </w:r>
     </w:p>
     <w:p>
@@ -1257,39 +1320,39 @@
           <w:i/>
           <w:iCs/>
         </w:rPr>
-        <w:t xml:space="preserve">Groups: Area ≥ 90 sq ft   |   Area &lt; 90 sq ft</w:t>
-      </w:r>
-    </w:p>
-    <w:p>
-      <w:pPr>
-        <w:spacing w:after="40" w:before="0"/>
-      </w:pPr>
-      <w:r>
-        <w:t xml:space="preserve">   • Pentagon: 5 × (½×8×5.5) = 110 sq ft   → __________________</w:t>
-      </w:r>
-    </w:p>
-    <w:p>
-      <w:pPr>
-        <w:spacing w:after="40" w:before="0"/>
-      </w:pPr>
-      <w:r>
-        <w:t xml:space="preserve">   • Hexagon: 6 × (½×6×5.2) = 93.6 sq ft   → __________________</w:t>
-      </w:r>
-    </w:p>
-    <w:p>
-      <w:pPr>
-        <w:spacing w:after="40" w:before="0"/>
-      </w:pPr>
-      <w:r>
-        <w:t xml:space="preserve">   • Octagon: 8 × (½×4×4.8) = 76.8 sq ft   → __________________</w:t>
-      </w:r>
-    </w:p>
-    <w:p>
-      <w:pPr>
-        <w:spacing w:after="40" w:before="0"/>
-      </w:pPr>
-      <w:r>
-        <w:t xml:space="preserve">   • Square: 4 × (½×5×4) = 40 sq ft   → __________________</w:t>
+        <w:t xml:space="preserve">Groups: Total area ≥ 90 sq ft   |   Total area &lt; 90 sq ft</w:t>
+      </w:r>
+    </w:p>
+    <w:p>
+      <w:pPr>
+        <w:spacing w:after="40" w:before="0"/>
+      </w:pPr>
+      <w:r>
+        <w:t xml:space="preserve">   • Pentagon: 5 triangles, base 8 ft, height 5.5 ft   → __________________</w:t>
+      </w:r>
+    </w:p>
+    <w:p>
+      <w:pPr>
+        <w:spacing w:after="40" w:before="0"/>
+      </w:pPr>
+      <w:r>
+        <w:t xml:space="preserve">   • Hexagon: 6 triangles, base 6 ft, height 5.2 ft   → __________________</w:t>
+      </w:r>
+    </w:p>
+    <w:p>
+      <w:pPr>
+        <w:spacing w:after="40" w:before="0"/>
+      </w:pPr>
+      <w:r>
+        <w:t xml:space="preserve">   • Octagon: 8 triangles, base 4 ft, height 4.8 ft   → __________________</w:t>
+      </w:r>
+    </w:p>
+    <w:p>
+      <w:pPr>
+        <w:spacing w:after="40" w:before="0"/>
+      </w:pPr>
+      <w:r>
+        <w:t xml:space="preserve">   • Square: 4 triangles, base 5 ft, height 4 ft   → __________________</w:t>
       </w:r>
     </w:p>
     <w:p>
@@ -1312,7 +1375,7 @@
           <w:b/>
           <w:bCs/>
         </w:rPr>
-        <w:t xml:space="preserve">6. onLevel — Spot the Common Mistake</w:t>
+        <w:t xml:space="preserve">6. Spot the Common Mistake</w:t>
       </w:r>
     </w:p>
     <w:p>
@@ -1511,7 +1574,7 @@
           <w:b/>
           <w:bCs/>
         </w:rPr>
-        <w:t xml:space="preserve">9. Each tile is made of congruent triangles. Find the area of ONE triangle, then sort it by size.</w:t>
+        <w:t xml:space="preserve">9. Each tile decomposes into congruent triangles from its center. Work out the area of ONE triangle, then sort the tile.</w:t>
       </w:r>
     </w:p>
     <w:p>
@@ -1531,31 +1594,31 @@
         <w:spacing w:after="40" w:before="0"/>
       </w:pPr>
       <w:r>
-        <w:t xml:space="preserve">   • Square tile triangle: ½ × 4 × 4 = 8 sq ft   → __________________</w:t>
-      </w:r>
-    </w:p>
-    <w:p>
-      <w:pPr>
-        <w:spacing w:after="40" w:before="0"/>
-      </w:pPr>
-      <w:r>
-        <w:t xml:space="preserve">   • Hexagon tile triangle: ½ × 6 × 4 = 12 sq ft   → __________________</w:t>
-      </w:r>
-    </w:p>
-    <w:p>
-      <w:pPr>
-        <w:spacing w:after="40" w:before="0"/>
-      </w:pPr>
-      <w:r>
-        <w:t xml:space="preserve">   • Octagon tile triangle: ½ × 10 × 3 = 15 sq ft   → __________________</w:t>
-      </w:r>
-    </w:p>
-    <w:p>
-      <w:pPr>
-        <w:spacing w:after="40" w:before="0"/>
-      </w:pPr>
-      <w:r>
-        <w:t xml:space="preserve">   • Pentagon tile triangle: ½ × 8 × 5 = 20 sq ft   → __________________</w:t>
+        <w:t xml:space="preserve">   • Square tile: base 4 ft, height 4 ft   → __________________</w:t>
+      </w:r>
+    </w:p>
+    <w:p>
+      <w:pPr>
+        <w:spacing w:after="40" w:before="0"/>
+      </w:pPr>
+      <w:r>
+        <w:t xml:space="preserve">   • Hexagon tile: base 6 ft, height 4 ft   → __________________</w:t>
+      </w:r>
+    </w:p>
+    <w:p>
+      <w:pPr>
+        <w:spacing w:after="40" w:before="0"/>
+      </w:pPr>
+      <w:r>
+        <w:t xml:space="preserve">   • Octagon tile: base 10 ft, height 3 ft   → __________________</w:t>
+      </w:r>
+    </w:p>
+    <w:p>
+      <w:pPr>
+        <w:spacing w:after="40" w:before="0"/>
+      </w:pPr>
+      <w:r>
+        <w:t xml:space="preserve">   • Pentagon tile: base 8 ft, height 5 ft   → __________________</w:t>
       </w:r>
     </w:p>
     <w:p>
@@ -1945,15 +2008,15 @@
         <w:spacing w:after="20" w:before="0"/>
       </w:pPr>
       <w:r>
-        <w:t xml:space="preserve">     Triangle b=12, h=6 → 36 sq ft</w:t>
-      </w:r>
-    </w:p>
-    <w:p>
-      <w:pPr>
-        <w:spacing w:after="20" w:before="0"/>
-      </w:pPr>
-      <w:r>
-        <w:t xml:space="preserve">     Parallelogram b=9, h=4 → 36 sq ft</w:t>
+        <w:t xml:space="preserve">     Decagon: 10 triangles, each ½×3×4 → 60 sq ft</w:t>
+      </w:r>
+    </w:p>
+    <w:p>
+      <w:pPr>
+        <w:spacing w:after="20" w:before="0"/>
+      </w:pPr>
+      <w:r>
+        <w:t xml:space="preserve">     Equilateral triangle: 3 triangles, each ½×4×3 → 18 sq ft</w:t>
       </w:r>
     </w:p>
     <w:p>
@@ -1981,31 +2044,31 @@
         <w:spacing w:after="20" w:before="0"/>
       </w:pPr>
       <w:r>
-        <w:t xml:space="preserve">     Pentagon: 5 × (½×8×5.5) = 110 sq ft → Area ≥ 90 sq ft</w:t>
-      </w:r>
-    </w:p>
-    <w:p>
-      <w:pPr>
-        <w:spacing w:after="20" w:before="0"/>
-      </w:pPr>
-      <w:r>
-        <w:t xml:space="preserve">     Hexagon: 6 × (½×6×5.2) = 93.6 sq ft → Area ≥ 90 sq ft</w:t>
-      </w:r>
-    </w:p>
-    <w:p>
-      <w:pPr>
-        <w:spacing w:after="20" w:before="0"/>
-      </w:pPr>
-      <w:r>
-        <w:t xml:space="preserve">     Octagon: 8 × (½×4×4.8) = 76.8 sq ft → Area &lt; 90 sq ft</w:t>
-      </w:r>
-    </w:p>
-    <w:p>
-      <w:pPr>
-        <w:spacing w:after="20" w:before="0"/>
-      </w:pPr>
-      <w:r>
-        <w:t xml:space="preserve">     Square: 4 × (½×5×4) = 40 sq ft → Area &lt; 90 sq ft</w:t>
+        <w:t xml:space="preserve">     Pentagon: 5 triangles, base 8 ft, height 5.5 ft → Total area ≥ 90 sq ft</w:t>
+      </w:r>
+    </w:p>
+    <w:p>
+      <w:pPr>
+        <w:spacing w:after="20" w:before="0"/>
+      </w:pPr>
+      <w:r>
+        <w:t xml:space="preserve">     Hexagon: 6 triangles, base 6 ft, height 5.2 ft → Total area ≥ 90 sq ft</w:t>
+      </w:r>
+    </w:p>
+    <w:p>
+      <w:pPr>
+        <w:spacing w:after="20" w:before="0"/>
+      </w:pPr>
+      <w:r>
+        <w:t xml:space="preserve">     Octagon: 8 triangles, base 4 ft, height 4.8 ft → Total area &lt; 90 sq ft</w:t>
+      </w:r>
+    </w:p>
+    <w:p>
+      <w:pPr>
+        <w:spacing w:after="20" w:before="0"/>
+      </w:pPr>
+      <w:r>
+        <w:t xml:space="preserve">     Square: 4 triangles, base 5 ft, height 4 ft → Total area &lt; 90 sq ft</w:t>
       </w:r>
     </w:p>
     <w:p>
@@ -2025,7 +2088,7 @@
           <w:b/>
           <w:bCs/>
         </w:rPr>
-        <w:t xml:space="preserve">6. onLevel — Spot the Common Mistake</w:t>
+        <w:t xml:space="preserve">6. Spot the Common Mistake</w:t>
       </w:r>
     </w:p>
     <w:p>
@@ -2042,6 +2105,14 @@
       </w:pPr>
       <w:r>
         <w:t xml:space="preserve">     Correct work: The student forgot to multiply by ½ when finding the triangle's area. A = ½ × 6 × 4 = 12 sq ft, so Total = 5 × 12 = 60 sq ft.</w:t>
+      </w:r>
+    </w:p>
+    <w:p>
+      <w:pPr>
+        <w:spacing w:after="80" w:before="0"/>
+      </w:pPr>
+      <w:r>
+        <w:t xml:space="preserve">     Watch for: In the step that finds one triangle's area, the student used 6 × 4 = 24 and left out the ½. A triangle is half of the rectangle with the same base and height, so A = ½ × 6 × 4 = 12 sq ft and the pentagon's total is 5 × 12 = 60 sq ft.</w:t>
       </w:r>
     </w:p>
     <w:p>
@@ -2125,31 +2196,31 @@
         <w:spacing w:after="20" w:before="0"/>
       </w:pPr>
       <w:r>
-        <w:t xml:space="preserve">     Square tile triangle: ½ × 4 × 4 = 8 sq ft → One triangle ≤ 12 sq ft</w:t>
-      </w:r>
-    </w:p>
-    <w:p>
-      <w:pPr>
-        <w:spacing w:after="20" w:before="0"/>
-      </w:pPr>
-      <w:r>
-        <w:t xml:space="preserve">     Hexagon tile triangle: ½ × 6 × 4 = 12 sq ft → One triangle ≤ 12 sq ft</w:t>
-      </w:r>
-    </w:p>
-    <w:p>
-      <w:pPr>
-        <w:spacing w:after="20" w:before="0"/>
-      </w:pPr>
-      <w:r>
-        <w:t xml:space="preserve">     Octagon tile triangle: ½ × 10 × 3 = 15 sq ft → One triangle &gt; 12 sq ft</w:t>
-      </w:r>
-    </w:p>
-    <w:p>
-      <w:pPr>
-        <w:spacing w:after="20" w:before="0"/>
-      </w:pPr>
-      <w:r>
-        <w:t xml:space="preserve">     Pentagon tile triangle: ½ × 8 × 5 = 20 sq ft → One triangle &gt; 12 sq ft</w:t>
+        <w:t xml:space="preserve">     Square tile: base 4 ft, height 4 ft → One triangle ≤ 12 sq ft</w:t>
+      </w:r>
+    </w:p>
+    <w:p>
+      <w:pPr>
+        <w:spacing w:after="20" w:before="0"/>
+      </w:pPr>
+      <w:r>
+        <w:t xml:space="preserve">     Hexagon tile: base 6 ft, height 4 ft → One triangle ≤ 12 sq ft</w:t>
+      </w:r>
+    </w:p>
+    <w:p>
+      <w:pPr>
+        <w:spacing w:after="20" w:before="0"/>
+      </w:pPr>
+      <w:r>
+        <w:t xml:space="preserve">     Octagon tile: base 10 ft, height 3 ft → One triangle &gt; 12 sq ft</w:t>
+      </w:r>
+    </w:p>
+    <w:p>
+      <w:pPr>
+        <w:spacing w:after="20" w:before="0"/>
+      </w:pPr>
+      <w:r>
+        <w:t xml:space="preserve">     Pentagon tile: base 8 ft, height 5 ft → One triangle &gt; 12 sq ft</w:t>
       </w:r>
     </w:p>
     <w:p>

--- a/lessons/5-9/homework.docx
+++ b/lessons/5-9/homework.docx
@@ -164,7 +164,7 @@
         <w:t xml:space="preserve">Area of Regular Polygons (Área de polígonos regulares)</w:t>
       </w:r>
       <w:r>
-        <w:t xml:space="preserve"> — The total space a regular polygon covers, found by splitting it into congruent triangles from the center. Formula: A = (½bh) × n — one triangle's area times the number of triangles.</w:t>
+        <w:t xml:space="preserve"> — The space a regular polygon covers. Split it from the center into identical triangles, find one triangle's area, then multiply by how many there are.</w:t>
       </w:r>
     </w:p>
     <w:p>
